--- a/pr-preview/pr-90/chapters/15-outcome-regression-propensity-scores-tracked-changes.docx
+++ b/pr-preview/pr-90/chapters/15-outcome-regression-propensity-scores-tracked-changes.docx
@@ -5815,7 +5815,17 @@
       </w:pPr>
       <w:ins w:id="45" w:author="PR Preview" w:date="2024-01-01T00:00:00Z">
         <w:r>
-          <w:t xml:space="preserve">Methods based on prognostic scores need stronger assumptions and do not extend readily to time-varying treatments; see Hansen (2008) and Abadie et al. (2013), as cited in</w:t>
+          <w:t xml:space="preserve">Methods based on prognostic scores need stronger assumptions and do not extend readily to time-varying treatments;</w:t>
+        </w:r>
+      </w:ins>
+      <w:ins w:id="45" w:author="PR Preview" w:date="2024-01-01T00:00:00Z">
+        <w:r>
+          <w:t xml:space="preserve"> </w:t>
+        </w:r>
+      </w:ins>
+      <w:ins w:id="45" w:author="PR Preview" w:date="2024-01-01T00:00:00Z">
+        <w:r>
+          <w:t xml:space="preserve">see Hansen (2008) and Abadie et al. (2013), as cited in</w:t>
         </w:r>
       </w:ins>
       <w:ins w:id="45" w:author="PR Preview" w:date="2024-01-01T00:00:00Z">
@@ -10802,7 +10812,17 @@
       </w:pPr>
       <w:ins w:id="84" w:author="PR Preview" w:date="2024-01-01T00:00:00Z">
         <w:r>
-          <w:t xml:space="preserve">Variance estimation for matched estimators used to be an open problem; Abadie and Imbens (2006) solved it</w:t>
+          <w:t xml:space="preserve">Variance estimation for matched estimators used to be an open problem;</w:t>
+        </w:r>
+      </w:ins>
+      <w:ins w:id="84" w:author="PR Preview" w:date="2024-01-01T00:00:00Z">
+        <w:r>
+          <w:t xml:space="preserve"> </w:t>
+        </w:r>
+      </w:ins>
+      <w:ins w:id="84" w:author="PR Preview" w:date="2024-01-01T00:00:00Z">
+        <w:r>
+          <w:t xml:space="preserve">Abadie and Imbens (2006) solved it</w:t>
         </w:r>
       </w:ins>
       <w:ins w:id="84" w:author="PR Preview" w:date="2024-01-01T00:00:00Z">
@@ -12849,7 +12869,17 @@
       </w:ins>
       <w:ins w:id="126" w:author="PR Preview" w:date="2024-01-01T00:00:00Z">
         <w:r>
-          <w:t xml:space="preserve">); that is prediction, not necessarily causation.</w:t>
+          <w:t xml:space="preserve">);</w:t>
+        </w:r>
+      </w:ins>
+      <w:ins w:id="126" w:author="PR Preview" w:date="2024-01-01T00:00:00Z">
+        <w:r>
+          <w:t xml:space="preserve"> </w:t>
+        </w:r>
+      </w:ins>
+      <w:ins w:id="126" w:author="PR Preview" w:date="2024-01-01T00:00:00Z">
+        <w:r>
+          <w:t xml:space="preserve">that is prediction, not necessarily causation.</w:t>
         </w:r>
       </w:ins>
     </w:p>
